--- a/rag-maintenance/docs/導入手順書.docx
+++ b/rag-maintenance/docs/導入手順書.docx
@@ -102,23 +102,6 @@
           <w:color w:val="000000"/>
         </w:rPr>
         <w:t>作成日 : 2026/2/10</w:t>
-      </w:r>
-    </w:p>
-    <w:p>
-      <w:pPr>
-        <w:jc w:val="center"/>
-        <w:spacing w:after="120"/>
-      </w:pPr>
-      <w:r>
-        <w:rPr>
-          <w:rFonts w:ascii="Meiryo UI" w:hAnsi="Meiryo UI" w:eastAsia="Meiryo UI" w:cs="Meiryo UI"/>
-          <w:b/>
-          <w:bCs/>
-          <w:sz w:val="21"/>
-          <w:szCs w:val="21"/>
-          <w:color w:val="000000"/>
-        </w:rPr>
-        <w:t>版数 : 2.2</w:t>
       </w:r>
     </w:p>
     <w:p>
@@ -183,6 +166,78 @@
         <w:br w:type="page"/>
       </w:r>
     </w:p>
+    <w:p>
+      <w:pPr>
+        <w:pStyle w:val="FirstParagraph"/>
+      </w:pPr>
+      <w:r>
+        <w:rPr>
+          <w:rFonts w:hint="eastAsia"/>
+          <w:b/>
+          <w:bCs/>
+        </w:rPr>
+        <w:t xml:space="preserve">文書ID</w:t>
+      </w:r>
+      <w:r>
+        <w:t xml:space="preserve">: SETUP-FAQ-IMPACT-001</w:t>
+      </w:r>
+    </w:p>
+    <w:p>
+      <w:pPr>
+        <w:pStyle w:val="BodyText"/>
+      </w:pPr>
+      <w:r>
+        <w:rPr>
+          <w:rFonts w:hint="eastAsia"/>
+          <w:b/>
+          <w:bCs/>
+        </w:rPr>
+        <w:t xml:space="preserve">版数</w:t>
+      </w:r>
+      <w:r>
+        <w:t xml:space="preserve">: 2.2</w:t>
+      </w:r>
+    </w:p>
+    <w:p>
+      <w:pPr>
+        <w:pStyle w:val="BodyText"/>
+      </w:pPr>
+      <w:r>
+        <w:rPr>
+          <w:rFonts w:hint="eastAsia"/>
+          <w:b/>
+          <w:bCs/>
+        </w:rPr>
+        <w:t xml:space="preserve">関連文書</w:t>
+      </w:r>
+      <w:r>
+        <w:t xml:space="preserve">: </w:t>
+      </w:r>
+      <w:r>
+        <w:rPr>
+          <w:rFonts w:hint="eastAsia"/>
+        </w:rPr>
+        <w:t xml:space="preserve">REQ-FAQ-IMPACT-002（Phase2</w:t>
+      </w:r>
+      <w:r>
+        <w:t xml:space="preserve"> PoC </w:t>
+      </w:r>
+      <w:r>
+        <w:rPr>
+          <w:rFonts w:hint="eastAsia"/>
+        </w:rPr>
+        <w:t xml:space="preserve">要件定義書</w:t>
+      </w:r>
+      <w:r>
+        <w:t xml:space="preserve"> </w:t>
+      </w:r>
+      <w:r>
+        <w:rPr>
+          <w:rFonts w:hint="eastAsia"/>
+        </w:rPr>
+        <w:t xml:space="preserve">v3.4）</w:t>
+      </w:r>
+    </w:p>
     <w:bookmarkStart w:id="12" w:name="概要"/>
     <w:p>
       <w:pPr>
@@ -8398,7 +8453,7 @@
         <w:rPr>
           <w:rFonts w:hint="eastAsia"/>
         </w:rPr>
-        <w:t xml:space="preserve">（ドキュメント+稲妻マーク、下部に「M365」表記）が表示されることを確認</w:t>
+        <w:t xml:space="preserve">が表示されることを確認</w:t>
       </w:r>
     </w:p>
     <w:p>
@@ -8547,10 +8602,7 @@
         <w:t xml:space="preserve">M365 Agents Toolkit アイコン</w:t>
       </w:r>
       <w:r>
-        <w:rPr>
-          <w:rFonts w:hint="eastAsia"/>
-        </w:rPr>
-        <w:t xml:space="preserve">（ドキュメント+稲妻マーク、下部に「M365」表記）をクリック</w:t>
+        <w:t xml:space="preserve">をクリック</w:t>
       </w:r>
     </w:p>
     <w:p>
@@ -11829,10 +11881,7 @@
         <w:t xml:space="preserve">M365 Agents Toolkit アイコン</w:t>
       </w:r>
       <w:r>
-        <w:rPr>
-          <w:rFonts w:hint="eastAsia"/>
-        </w:rPr>
-        <w:t xml:space="preserve">（ドキュメント+稲妻マーク、下部に「M365」表記）をクリック</w:t>
+        <w:t xml:space="preserve">をクリック</w:t>
       </w:r>
     </w:p>
     <w:p>
@@ -39494,6 +39543,364 @@
           <w:rFonts w:hint="eastAsia"/>
         </w:rPr>
         <w:t xml:space="preserve">アプリストアの「組織向けに開発」に表示される</w:t>
+      </w:r>
+    </w:p>
+    <w:p>
+      <w:pPr>
+        <w:pStyle w:val="BlockText"/>
+      </w:pPr>
+      <w:r>
+        <w:rPr>
+          <w:b/>
+          <w:bCs/>
+        </w:rPr>
+        <w:t xml:space="preserve">⚠️ Deploy と Publish </w:t>
+      </w:r>
+      <w:r>
+        <w:rPr>
+          <w:rFonts w:hint="eastAsia"/>
+          <w:b/>
+          <w:bCs/>
+        </w:rPr>
+        <w:t xml:space="preserve">の違い（運用時の注意）</w:t>
+      </w:r>
+    </w:p>
+    <w:tbl>
+      <w:tblPr>
+        <w:tblStyle w:val="Table"/>
+        <w:tblW w:type="pct" w:w="5000"/>
+        <w:tblLayout w:type="fixed"/>
+        <w:tblLook w:firstRow="1" w:lastRow="0" w:firstColumn="0" w:lastColumn="0" w:noHBand="0" w:noVBand="0" w:val="0020"/>
+        <w:tblBorders>
+          <w:top w:val="single" w:sz="4" w:space="0" w:color="000000"/>
+          <w:left w:val="single" w:sz="4" w:space="0" w:color="000000"/>
+          <w:bottom w:val="single" w:sz="4" w:space="0" w:color="000000"/>
+          <w:right w:val="single" w:sz="4" w:space="0" w:color="000000"/>
+          <w:insideH w:val="single" w:sz="4" w:space="0" w:color="000000"/>
+          <w:insideV w:val="single" w:sz="4" w:space="0" w:color="000000"/>
+        </w:tblBorders>
+        <w:jc w:val="center"/>
+      </w:tblPr>
+      <w:tblGrid>
+        <w:gridCol w:w="1357"/>
+        <w:gridCol w:w="2036"/>
+        <w:gridCol w:w="2036"/>
+        <w:gridCol w:w="2489"/>
+      </w:tblGrid>
+      <w:tr>
+        <w:trPr>
+          <w:tblHeader w:val="on"/>
+        </w:trPr>
+        <w:tc>
+          <w:tcPr>
+            <w:shd w:val="clear" w:color="auto" w:fill="2B5292"/>
+          </w:tcPr>
+          <w:tcPr/>
+          <w:p>
+            <w:pPr>
+              <w:pStyle w:val="Compact"/>
+            </w:pPr>
+            <w:r>
+              <w:rPr>
+                <w:color w:val="FFFFFF"/>
+                <w:b/>
+                <w:bCs/>
+                <w:rFonts w:hint="eastAsia"/>
+              </w:rPr>
+              <w:t xml:space="preserve">操作</w:t>
+            </w:r>
+          </w:p>
+        </w:tc>
+        <w:tc>
+          <w:tcPr>
+            <w:shd w:val="clear" w:color="auto" w:fill="2B5292"/>
+          </w:tcPr>
+          <w:tcPr/>
+          <w:p>
+            <w:pPr>
+              <w:pStyle w:val="Compact"/>
+            </w:pPr>
+            <w:r>
+              <w:rPr>
+                <w:color w:val="FFFFFF"/>
+                <w:b/>
+                <w:bCs/>
+              </w:rPr>
+              <w:t xml:space="preserve">コマンド</w:t>
+            </w:r>
+          </w:p>
+        </w:tc>
+        <w:tc>
+          <w:tcPr>
+            <w:shd w:val="clear" w:color="auto" w:fill="2B5292"/>
+          </w:tcPr>
+          <w:tcPr/>
+          <w:p>
+            <w:pPr>
+              <w:pStyle w:val="Compact"/>
+            </w:pPr>
+            <w:r>
+              <w:rPr>
+                <w:color w:val="FFFFFF"/>
+                <w:b/>
+                <w:bCs/>
+                <w:rFonts w:hint="eastAsia"/>
+              </w:rPr>
+              <w:t xml:space="preserve">更新対象</w:t>
+            </w:r>
+          </w:p>
+        </w:tc>
+        <w:tc>
+          <w:tcPr>
+            <w:shd w:val="clear" w:color="auto" w:fill="2B5292"/>
+          </w:tcPr>
+          <w:tcPr/>
+          <w:p>
+            <w:pPr>
+              <w:pStyle w:val="Compact"/>
+            </w:pPr>
+            <w:r>
+              <w:rPr>
+                <w:color w:val="FFFFFF"/>
+                <w:b/>
+                <w:bCs/>
+                <w:rFonts w:hint="eastAsia"/>
+              </w:rPr>
+              <w:t xml:space="preserve">いつ必要か</w:t>
+            </w:r>
+          </w:p>
+        </w:tc>
+      </w:tr>
+      <w:tr>
+        <w:tc>
+          <w:tcPr/>
+          <w:p>
+            <w:pPr>
+              <w:pStyle w:val="Compact"/>
+            </w:pPr>
+            <w:r>
+              <w:rPr>
+                <w:b/>
+                <w:bCs/>
+              </w:rPr>
+              <w:t xml:space="preserve">Deploy</w:t>
+            </w:r>
+          </w:p>
+        </w:tc>
+        <w:tc>
+          <w:tcPr/>
+          <w:p>
+            <w:pPr>
+              <w:pStyle w:val="Compact"/>
+            </w:pPr>
+            <w:r>
+              <w:t xml:space="preserve">M365 Agents Toolkit: Deploy</w:t>
+            </w:r>
+          </w:p>
+        </w:tc>
+        <w:tc>
+          <w:tcPr/>
+          <w:p>
+            <w:pPr>
+              <w:pStyle w:val="Compact"/>
+            </w:pPr>
+            <w:r>
+              <w:t xml:space="preserve">Azure Web App </w:t>
+            </w:r>
+            <w:r>
+              <w:rPr>
+                <w:rFonts w:hint="eastAsia"/>
+              </w:rPr>
+              <w:t xml:space="preserve">上の</w:t>
+            </w:r>
+            <w:r>
+              <w:t xml:space="preserve"> Bot </w:t>
+            </w:r>
+            <w:r>
+              <w:rPr>
+                <w:rFonts w:hint="eastAsia"/>
+              </w:rPr>
+              <w:t xml:space="preserve">コード（TypeScript）</w:t>
+            </w:r>
+          </w:p>
+        </w:tc>
+        <w:tc>
+          <w:tcPr/>
+          <w:p>
+            <w:pPr>
+              <w:pStyle w:val="Compact"/>
+            </w:pPr>
+            <w:r>
+              <w:rPr>
+                <w:rFonts w:hint="eastAsia"/>
+              </w:rPr>
+              <w:t xml:space="preserve">ソースコード（</w:t>
+            </w:r>
+            <w:r>
+              <w:rPr>
+                <w:rStyle w:val="VerbatimChar"/>
+              </w:rPr>
+              <w:t xml:space="preserve">.ts</w:t>
+            </w:r>
+            <w:r>
+              <w:t xml:space="preserve"> </w:t>
+            </w:r>
+            <w:r>
+              <w:rPr>
+                <w:rFonts w:hint="eastAsia"/>
+              </w:rPr>
+              <w:t xml:space="preserve">ファイル）を変更したとき</w:t>
+            </w:r>
+          </w:p>
+        </w:tc>
+      </w:tr>
+      <w:tr>
+        <w:tc>
+          <w:tcPr/>
+          <w:p>
+            <w:pPr>
+              <w:pStyle w:val="Compact"/>
+            </w:pPr>
+            <w:r>
+              <w:rPr>
+                <w:b/>
+                <w:bCs/>
+              </w:rPr>
+              <w:t xml:space="preserve">Publish</w:t>
+            </w:r>
+          </w:p>
+        </w:tc>
+        <w:tc>
+          <w:tcPr/>
+          <w:p>
+            <w:pPr>
+              <w:pStyle w:val="Compact"/>
+            </w:pPr>
+            <w:r>
+              <w:t xml:space="preserve">M365 Agents Toolkit: Publish</w:t>
+            </w:r>
+          </w:p>
+        </w:tc>
+        <w:tc>
+          <w:tcPr/>
+          <w:p>
+            <w:pPr>
+              <w:pStyle w:val="Compact"/>
+            </w:pPr>
+            <w:r>
+              <w:t xml:space="preserve">Teams </w:t>
+            </w:r>
+            <w:r>
+              <w:rPr>
+                <w:rFonts w:hint="eastAsia"/>
+              </w:rPr>
+              <w:t xml:space="preserve">アプリカタログ（マニフェスト、アイコン）</w:t>
+            </w:r>
+          </w:p>
+        </w:tc>
+        <w:tc>
+          <w:tcPr/>
+          <w:p>
+            <w:pPr>
+              <w:pStyle w:val="Compact"/>
+            </w:pPr>
+            <w:r>
+              <w:rPr>
+                <w:rStyle w:val="VerbatimChar"/>
+              </w:rPr>
+              <w:t xml:space="preserve">manifest.json</w:t>
+            </w:r>
+            <w:r>
+              <w:t xml:space="preserve"> </w:t>
+            </w:r>
+            <w:r>
+              <w:rPr>
+                <w:rFonts w:hint="eastAsia"/>
+              </w:rPr>
+              <w:t xml:space="preserve">やアイコン画像を変更したとき</w:t>
+            </w:r>
+          </w:p>
+        </w:tc>
+      </w:tr>
+    </w:tbl>
+    <w:p>
+      <w:pPr>
+        <w:pStyle w:val="BlockText"/>
+      </w:pPr>
+      <w:r>
+        <w:rPr>
+          <w:rFonts w:hint="eastAsia"/>
+          <w:b/>
+          <w:bCs/>
+        </w:rPr>
+        <w:t xml:space="preserve">コード変更後はまず</w:t>
+      </w:r>
+      <w:r>
+        <w:rPr>
+          <w:b/>
+          <w:bCs/>
+        </w:rPr>
+        <w:t xml:space="preserve"> Deploy → </w:t>
+      </w:r>
+      <w:r>
+        <w:rPr>
+          <w:rFonts w:hint="eastAsia"/>
+          <w:b/>
+          <w:bCs/>
+        </w:rPr>
+        <w:t xml:space="preserve">必要に応じて</w:t>
+      </w:r>
+      <w:r>
+        <w:rPr>
+          <w:b/>
+          <w:bCs/>
+        </w:rPr>
+        <w:t xml:space="preserve"> Publish</w:t>
+      </w:r>
+      <w:r>
+        <w:t xml:space="preserve"> </w:t>
+      </w:r>
+      <w:r>
+        <w:rPr>
+          <w:rFonts w:hint="eastAsia"/>
+        </w:rPr>
+        <w:t xml:space="preserve">の順で実行すること。Publish</w:t>
+      </w:r>
+      <w:r>
+        <w:t xml:space="preserve"> </w:t>
+      </w:r>
+      <w:r>
+        <w:rPr>
+          <w:rFonts w:hint="eastAsia"/>
+        </w:rPr>
+        <w:t xml:space="preserve">だけではコード変更は</w:t>
+      </w:r>
+      <w:r>
+        <w:t xml:space="preserve"> Azure </w:t>
+      </w:r>
+      <w:r>
+        <w:rPr>
+          <w:rFonts w:hint="eastAsia"/>
+        </w:rPr>
+        <w:t xml:space="preserve">に反映されない。マニフェストのみの変更（アイコン差替え、</w:t>
+      </w:r>
+      <w:r>
+        <w:rPr>
+          <w:rStyle w:val="VerbatimChar"/>
+        </w:rPr>
+        <w:t xml:space="preserve">version</w:t>
+      </w:r>
+      <w:r>
+        <w:t xml:space="preserve"> </w:t>
+      </w:r>
+      <w:r>
+        <w:rPr>
+          <w:rFonts w:hint="eastAsia"/>
+        </w:rPr>
+        <w:t xml:space="preserve">インクリメント等）の場合は</w:t>
+      </w:r>
+      <w:r>
+        <w:t xml:space="preserve"> Publish のみでよい。</w:t>
       </w:r>
     </w:p>
     <w:p>

--- a/rag-maintenance/docs/導入手順書.docx
+++ b/rag-maintenance/docs/導入手順書.docx
@@ -3177,7 +3177,7 @@
           <w:b/>
           <w:bCs/>
         </w:rPr>
-        <w:t xml:space="preserve">（参考）Azureポータルでの操作:</w:t>
+        <w:t xml:space="preserve">（参考）Azureポータルでの操作</w:t>
       </w:r>
     </w:p>
     <w:p>
@@ -3717,7 +3717,7 @@
           <w:b/>
           <w:bCs/>
         </w:rPr>
-        <w:t xml:space="preserve">（参考）Azureポータルでの操作:</w:t>
+        <w:t xml:space="preserve">（参考）Azureポータルでの操作</w:t>
       </w:r>
     </w:p>
     <w:p>
@@ -4685,7 +4685,7 @@
           <w:b/>
           <w:bCs/>
         </w:rPr>
-        <w:t xml:space="preserve">（参考）Azureポータルでの操作:</w:t>
+        <w:t xml:space="preserve">（参考）Azureポータルでの操作</w:t>
       </w:r>
     </w:p>
     <w:p>
@@ -5141,7 +5141,7 @@
           <w:b/>
           <w:bCs/>
         </w:rPr>
-        <w:t xml:space="preserve">（参考）Azureポータルでの操作:</w:t>
+        <w:t xml:space="preserve">（参考）Azureポータルでの操作</w:t>
       </w:r>
     </w:p>
     <w:p>
@@ -5421,7 +5421,7 @@
           <w:b/>
           <w:bCs/>
         </w:rPr>
-        <w:t xml:space="preserve">価格レベルにBasic以上を選択する理由:</w:t>
+        <w:t xml:space="preserve">価格レベルにBasic以上を選択する理由</w:t>
       </w:r>
       <w:r>
         <w:t xml:space="preserve"> </w:t>
@@ -5686,7 +5686,7 @@
           <w:b/>
           <w:bCs/>
         </w:rPr>
-        <w:t xml:space="preserve">（参考）Azureポータルでの操作:</w:t>
+        <w:t xml:space="preserve">（参考）Azureポータルでの操作</w:t>
       </w:r>
     </w:p>
     <w:p>
@@ -6113,7 +6113,7 @@
           <w:b/>
           <w:bCs/>
         </w:rPr>
-        <w:t xml:space="preserve">（参考）Azureポータルでの操作:</w:t>
+        <w:t xml:space="preserve">（参考）Azureポータルでの操作</w:t>
       </w:r>
     </w:p>
     <w:p>
@@ -6431,7 +6431,7 @@
           <w:b/>
           <w:bCs/>
         </w:rPr>
-        <w:t xml:space="preserve">（参考）Azureポータルでの操作:</w:t>
+        <w:t xml:space="preserve">（参考）Azureポータルでの操作</w:t>
       </w:r>
     </w:p>
     <w:p>
@@ -6895,7 +6895,7 @@
           <w:b/>
           <w:bCs/>
         </w:rPr>
-        <w:t xml:space="preserve">（参考）Azureポータルでの操作:</w:t>
+        <w:t xml:space="preserve">（参考）Azureポータルでの操作</w:t>
       </w:r>
     </w:p>
     <w:p>
@@ -8299,7 +8299,7 @@
           <w:b/>
           <w:bCs/>
         </w:rPr>
-        <w:t xml:space="preserve">（参考）Azureポータルでの操作:</w:t>
+        <w:t xml:space="preserve">（参考）Azureポータルでの操作</w:t>
       </w:r>
     </w:p>
     <w:p>
@@ -9008,7 +9008,7 @@
           <w:b/>
           <w:bCs/>
         </w:rPr>
-        <w:t xml:space="preserve">（参考）Azureポータルでの操作:</w:t>
+        <w:t xml:space="preserve">（参考）Azureポータルでの操作</w:t>
       </w:r>
     </w:p>
     <w:p>
@@ -9780,7 +9780,7 @@
           <w:b/>
           <w:bCs/>
         </w:rPr>
-        <w:t xml:space="preserve">（参考）Azureポータルでの操作:</w:t>
+        <w:t xml:space="preserve">（参考）Azureポータルでの操作</w:t>
       </w:r>
     </w:p>
     <w:p>
@@ -10317,7 +10317,7 @@
           <w:b/>
           <w:bCs/>
         </w:rPr>
-        <w:t xml:space="preserve">（参考）Azureポータルでの操作:</w:t>
+        <w:t xml:space="preserve">（参考）Azureポータルでの操作</w:t>
       </w:r>
     </w:p>
     <w:p>
@@ -11906,7 +11906,7 @@
           <w:b/>
           <w:bCs/>
         </w:rPr>
-        <w:t xml:space="preserve">v6系）:</w:t>
+        <w:t xml:space="preserve">v6系）</w:t>
       </w:r>
     </w:p>
     <w:p>
@@ -12771,7 +12771,7 @@
           <w:b/>
           <w:bCs/>
         </w:rPr>
-        <w:t xml:space="preserve">m365agents.yml の provision セクション:</w:t>
+        <w:t xml:space="preserve">m365agents.yml の provision セクション</w:t>
       </w:r>
     </w:p>
     <w:p>
@@ -14254,7 +14254,7 @@
           <w:b/>
           <w:bCs/>
         </w:rPr>
-        <w:t xml:space="preserve">デフォルトからの変更点:</w:t>
+        <w:t xml:space="preserve">デフォルトからの変更点</w:t>
       </w:r>
     </w:p>
     <w:p>
@@ -15412,7 +15412,7 @@
           <w:b/>
           <w:bCs/>
         </w:rPr>
-        <w:t xml:space="preserve">Toolkitが以下を自動実行:</w:t>
+        <w:t xml:space="preserve">Toolkitが以下を自動実行</w:t>
       </w:r>
     </w:p>
     <w:p>
@@ -17743,7 +17743,7 @@
           <w:b/>
           <w:bCs/>
         </w:rPr>
-        <w:t xml:space="preserve">Identity向け:</w:t>
+        <w:t xml:space="preserve">Identity向け</w:t>
       </w:r>
     </w:p>
     <w:tbl>
@@ -18054,7 +18054,7 @@
           <w:b/>
           <w:bCs/>
         </w:rPr>
-        <w:t xml:space="preserve">Identity向け:</w:t>
+        <w:t xml:space="preserve">Identity向け</w:t>
       </w:r>
     </w:p>
     <w:tbl>
@@ -18288,7 +18288,7 @@
           <w:b/>
           <w:bCs/>
         </w:rPr>
-        <w:t xml:space="preserve">Graph（アプリケーション権限）:</w:t>
+        <w:t xml:space="preserve">Graph（アプリケーション権限）</w:t>
       </w:r>
     </w:p>
     <w:tbl>
@@ -19244,7 +19244,7 @@
           <w:b/>
           <w:bCs/>
         </w:rPr>
-        <w:t xml:space="preserve">（参考）Azureポータルでの操作:</w:t>
+        <w:t xml:space="preserve">（参考）Azureポータルでの操作</w:t>
       </w:r>
     </w:p>
     <w:p>
@@ -20104,7 +20104,7 @@
           <w:b/>
           <w:bCs/>
         </w:rPr>
-        <w:t xml:space="preserve">（参考）Azureポータルでの操作:</w:t>
+        <w:t xml:space="preserve">（参考）Azureポータルでの操作</w:t>
       </w:r>
     </w:p>
     <w:p>
@@ -20508,7 +20508,7 @@
           <w:b/>
           <w:bCs/>
         </w:rPr>
-        <w:t xml:space="preserve">組み込みロール定義ID:</w:t>
+        <w:t xml:space="preserve">組み込みロール定義ID</w:t>
       </w:r>
     </w:p>
     <w:tbl>
@@ -21164,7 +21164,7 @@
           <w:b/>
           <w:bCs/>
         </w:rPr>
-        <w:t xml:space="preserve">（参考）Azureポータルでの操作:</w:t>
+        <w:t xml:space="preserve">（参考）Azureポータルでの操作</w:t>
       </w:r>
     </w:p>
     <w:p>
@@ -24070,7 +24070,7 @@
           <w:b/>
           <w:bCs/>
         </w:rPr>
-        <w:t xml:space="preserve">付与の確認:</w:t>
+        <w:t xml:space="preserve">付与の確認</w:t>
       </w:r>
     </w:p>
     <w:p>
@@ -25032,7 +25032,7 @@
           <w:b/>
           <w:bCs/>
         </w:rPr>
-        <w:t xml:space="preserve">共通ヘッダー:</w:t>
+        <w:t xml:space="preserve">共通ヘッダー</w:t>
       </w:r>
     </w:p>
     <w:p>
@@ -25074,7 +25074,7 @@
           <w:b/>
           <w:bCs/>
         </w:rPr>
-        <w:t xml:space="preserve">管理キーの取得:</w:t>
+        <w:t xml:space="preserve">管理キーの取得</w:t>
       </w:r>
     </w:p>
     <w:p>
@@ -26677,7 +26677,7 @@
           <w:b/>
           <w:bCs/>
         </w:rPr>
-        <w:t xml:space="preserve">注記:</w:t>
+        <w:t xml:space="preserve">注記</w:t>
       </w:r>
       <w:r>
         <w:t xml:space="preserve"> </w:t>
@@ -27129,7 +27129,7 @@
           <w:b/>
           <w:bCs/>
         </w:rPr>
-        <w:t xml:space="preserve">注記:</w:t>
+        <w:t xml:space="preserve">注記</w:t>
       </w:r>
       <w:r>
         <w:t xml:space="preserve"> </w:t>
@@ -32310,7 +32310,7 @@
           <w:b/>
           <w:bCs/>
         </w:rPr>
-        <w:t xml:space="preserve">ポイント:</w:t>
+        <w:t xml:space="preserve">ポイント</w:t>
       </w:r>
     </w:p>
     <w:p>
@@ -32587,7 +32587,7 @@
           <w:b/>
           <w:bCs/>
         </w:rPr>
-        <w:t xml:space="preserve">値の確認:</w:t>
+        <w:t xml:space="preserve">値の確認</w:t>
       </w:r>
     </w:p>
     <w:tbl>
@@ -32877,7 +32877,7 @@
           <w:b/>
           <w:bCs/>
         </w:rPr>
-        <w:t xml:space="preserve">Azure CLI:</w:t>
+        <w:t xml:space="preserve">Azure CLI</w:t>
       </w:r>
     </w:p>
     <w:p>
@@ -33759,7 +33759,7 @@
           <w:b/>
           <w:bCs/>
         </w:rPr>
-        <w:t xml:space="preserve">設定一覧:</w:t>
+        <w:t xml:space="preserve">設定一覧</w:t>
       </w:r>
     </w:p>
     <w:tbl>
@@ -34469,7 +34469,7 @@
           <w:b/>
           <w:bCs/>
         </w:rPr>
-        <w:t xml:space="preserve">任意設定:</w:t>
+        <w:t xml:space="preserve">任意設定</w:t>
       </w:r>
     </w:p>
     <w:tbl>
@@ -35422,7 +35422,7 @@
           <w:b/>
           <w:bCs/>
         </w:rPr>
-        <w:t xml:space="preserve">の要点:</w:t>
+        <w:t xml:space="preserve">の要点</w:t>
       </w:r>
     </w:p>
     <w:p>
@@ -35897,7 +35897,7 @@
           <w:b/>
           <w:bCs/>
         </w:rPr>
-        <w:t xml:space="preserve">でのデプロイ（代替方法）:</w:t>
+        <w:t xml:space="preserve">でのデプロイ（代替方法）</w:t>
       </w:r>
     </w:p>
     <w:p>
@@ -36759,7 +36759,7 @@
           <w:b/>
           <w:bCs/>
         </w:rPr>
-        <w:t xml:space="preserve">修正箇所:</w:t>
+        <w:t xml:space="preserve">修正箇所</w:t>
       </w:r>
     </w:p>
     <w:tbl>
@@ -39226,7 +39226,7 @@
           <w:b/>
           <w:bCs/>
         </w:rPr>
-        <w:t xml:space="preserve">注記:</w:t>
+        <w:t xml:space="preserve">注記</w:t>
       </w:r>
       <w:r>
         <w:t xml:space="preserve"> </w:t>
@@ -40848,7 +40848,7 @@
           <w:b/>
           <w:bCs/>
         </w:rPr>
-        <w:t xml:space="preserve">データプレーン（検索実行に必要）:</w:t>
+        <w:t xml:space="preserve">データプレーン（検索実行に必要）</w:t>
       </w:r>
     </w:p>
     <w:p>
@@ -41247,7 +41247,7 @@
           <w:b/>
           <w:bCs/>
         </w:rPr>
-        <w:t xml:space="preserve">データプレーン（テストデータ投入に必要）:</w:t>
+        <w:t xml:space="preserve">データプレーン（テストデータ投入に必要）</w:t>
       </w:r>
     </w:p>
     <w:p>
@@ -41853,7 +41853,7 @@
           <w:b/>
           <w:bCs/>
         </w:rPr>
-        <w:t xml:space="preserve">プロジェクト内）:</w:t>
+        <w:t xml:space="preserve">プロジェクト内）</w:t>
       </w:r>
     </w:p>
     <w:tbl>
@@ -42205,7 +42205,7 @@
           <w:b/>
           <w:bCs/>
         </w:rPr>
-        <w:t xml:space="preserve">出力ファイル:</w:t>
+        <w:t xml:space="preserve">出力ファイル</w:t>
       </w:r>
     </w:p>
     <w:tbl>
@@ -44002,7 +44002,7 @@
           <w:b/>
           <w:bCs/>
         </w:rPr>
-        <w:t xml:space="preserve">追加フィールド（index-definition.json）:</w:t>
+        <w:t xml:space="preserve">追加フィールド（index-definition.json）</w:t>
       </w:r>
     </w:p>
     <w:tbl>
@@ -45453,7 +45453,7 @@
           <w:b/>
           <w:bCs/>
         </w:rPr>
-        <w:t xml:space="preserve">確認方法:</w:t>
+        <w:t xml:space="preserve">確認方法</w:t>
       </w:r>
     </w:p>
     <w:p>
@@ -46232,7 +46232,7 @@
           <w:b/>
           <w:bCs/>
         </w:rPr>
-        <w:t xml:space="preserve">手順:</w:t>
+        <w:t xml:space="preserve">手順</w:t>
       </w:r>
     </w:p>
     <w:p>
@@ -46564,7 +46564,7 @@
           <w:b/>
           <w:bCs/>
         </w:rPr>
-        <w:t xml:space="preserve">ローカルデバッグの利点:</w:t>
+        <w:t xml:space="preserve">ローカルデバッグの利点</w:t>
       </w:r>
       <w:r>
         <w:t xml:space="preserve"> </w:t>
@@ -46634,7 +46634,7 @@
           <w:b/>
           <w:bCs/>
         </w:rPr>
-        <w:t xml:space="preserve">注意事項:</w:t>
+        <w:t xml:space="preserve">注意事項</w:t>
       </w:r>
       <w:r>
         <w:t xml:space="preserve"> </w:t>
@@ -46782,7 +46782,7 @@
           <w:b/>
           <w:bCs/>
         </w:rPr>
-        <w:t xml:space="preserve">の確認（F5デバッグが起動しない場合）:</w:t>
+        <w:t xml:space="preserve">の確認（F5デバッグが起動しない場合）</w:t>
       </w:r>
     </w:p>
     <w:p>
@@ -47524,7 +47524,7 @@
           <w:b/>
           <w:bCs/>
         </w:rPr>
-        <w:t xml:space="preserve">環境変数）の対応表:</w:t>
+        <w:t xml:space="preserve">環境変数）の対応表</w:t>
       </w:r>
     </w:p>
     <w:tbl>
@@ -49156,7 +49156,7 @@
           <w:b/>
           <w:bCs/>
         </w:rPr>
-        <w:t xml:space="preserve">手順:</w:t>
+        <w:t xml:space="preserve">手順</w:t>
       </w:r>
     </w:p>
     <w:p>
@@ -50181,7 +50181,7 @@
           <w:b/>
           <w:bCs/>
         </w:rPr>
-        <w:t xml:space="preserve">確認事項:</w:t>
+        <w:t xml:space="preserve">確認事項</w:t>
       </w:r>
       <w:r>
         <w:t xml:space="preserve"> </w:t>
@@ -53911,7 +53911,7 @@
           <w:b/>
           <w:bCs/>
         </w:rPr>
-        <w:t xml:space="preserve">が必要になるケース:</w:t>
+        <w:t xml:space="preserve">が必要になるケース</w:t>
       </w:r>
       <w:r>
         <w:t xml:space="preserve"> </w:t>

--- a/rag-maintenance/docs/導入手順書.docx
+++ b/rag-maintenance/docs/導入手順書.docx
@@ -11191,7 +11191,7 @@
           <wp:inline>
             <wp:extent cx="4470400" cy="6350000"/>
             <wp:effectExtent b="0" l="0" r="0" t="0"/>
-            <wp:docPr descr="Toolkit サイドバー" title="" id="49" name="Picture"/>
+            <wp:docPr descr="図：Toolkit サイドバー" title="" id="49" name="Picture"/>
             <a:graphic>
               <a:graphicData uri="http://schemas.openxmlformats.org/drawingml/2006/picture">
                 <pic:pic>
@@ -11232,9 +11232,16 @@
     <w:p>
       <w:pPr>
         <w:pStyle w:val="ImageCaption"/>
-      </w:pPr>
-      <w:r>
-        <w:t xml:space="preserve">Toolkit サイドバー</w:t>
+        <w:jc w:val="center"/>
+      </w:pPr>
+      <w:r>
+        <w:rPr>
+          <w:rFonts w:hint="eastAsia"/>
+        </w:rPr>
+        <w:t xml:space="preserve">図：Toolkit</w:t>
+      </w:r>
+      <w:r>
+        <w:t xml:space="preserve"> サイドバー</w:t>
       </w:r>
     </w:p>
     <w:p>
@@ -12508,7 +12515,7 @@
           <wp:inline>
             <wp:extent cx="5334000" cy="3874522"/>
             <wp:effectExtent b="0" l="0" r="0" t="0"/>
-            <wp:docPr descr="プロジェクト作成完了" title="" id="52" name="Picture"/>
+            <wp:docPr descr="図：プロジェクト作成完了" title="" id="52" name="Picture"/>
             <a:graphic>
               <a:graphicData uri="http://schemas.openxmlformats.org/drawingml/2006/picture">
                 <pic:pic>
@@ -12549,12 +12556,13 @@
     <w:p>
       <w:pPr>
         <w:pStyle w:val="ImageCaption"/>
-      </w:pPr>
-      <w:r>
-        <w:rPr>
-          <w:rFonts w:hint="eastAsia"/>
-        </w:rPr>
-        <w:t xml:space="preserve">プロジェクト作成完了</w:t>
+        <w:jc w:val="center"/>
+      </w:pPr>
+      <w:r>
+        <w:rPr>
+          <w:rFonts w:hint="eastAsia"/>
+        </w:rPr>
+        <w:t xml:space="preserve">図：プロジェクト作成完了</w:t>
       </w:r>
     </w:p>
     <w:bookmarkEnd w:id="54"/>
@@ -15578,7 +15586,7 @@
           <wp:inline>
             <wp:extent cx="4368800" cy="12674600"/>
             <wp:effectExtent b="0" l="0" r="0" t="0"/>
-            <wp:docPr descr="Provision 完了" title="" id="59" name="Picture"/>
+            <wp:docPr descr="図：Provision 完了" title="" id="59" name="Picture"/>
             <a:graphic>
               <a:graphicData uri="http://schemas.openxmlformats.org/drawingml/2006/picture">
                 <pic:pic>
@@ -15619,9 +15627,16 @@
     <w:p>
       <w:pPr>
         <w:pStyle w:val="ImageCaption"/>
-      </w:pPr>
-      <w:r>
-        <w:t xml:space="preserve">Provision </w:t>
+        <w:jc w:val="center"/>
+      </w:pPr>
+      <w:r>
+        <w:rPr>
+          <w:rFonts w:hint="eastAsia"/>
+        </w:rPr>
+        <w:t xml:space="preserve">図：Provision</w:t>
+      </w:r>
+      <w:r>
+        <w:t xml:space="preserve"> </w:t>
       </w:r>
       <w:r>
         <w:rPr>
@@ -35766,7 +35781,7 @@
           <wp:inline>
             <wp:extent cx="5334000" cy="2799029"/>
             <wp:effectExtent b="0" l="0" r="0" t="0"/>
-            <wp:docPr descr="Deploy 確認ダイアログ" title="" id="104" name="Picture"/>
+            <wp:docPr descr="図：Deploy 確認ダイアログ" title="" id="104" name="Picture"/>
             <a:graphic>
               <a:graphicData uri="http://schemas.openxmlformats.org/drawingml/2006/picture">
                 <pic:pic>
@@ -35807,9 +35822,16 @@
     <w:p>
       <w:pPr>
         <w:pStyle w:val="ImageCaption"/>
-      </w:pPr>
-      <w:r>
-        <w:t xml:space="preserve">Deploy </w:t>
+        <w:jc w:val="center"/>
+      </w:pPr>
+      <w:r>
+        <w:rPr>
+          <w:rFonts w:hint="eastAsia"/>
+        </w:rPr>
+        <w:t xml:space="preserve">図：Deploy</w:t>
+      </w:r>
+      <w:r>
+        <w:t xml:space="preserve"> </w:t>
       </w:r>
       <w:r>
         <w:rPr>
@@ -35828,7 +35850,7 @@
           <wp:inline>
             <wp:extent cx="5334000" cy="2887390"/>
             <wp:effectExtent b="0" l="0" r="0" t="0"/>
-            <wp:docPr descr="Deploy 完了" title="" id="107" name="Picture"/>
+            <wp:docPr descr="図：Deploy 完了" title="" id="107" name="Picture"/>
             <a:graphic>
               <a:graphicData uri="http://schemas.openxmlformats.org/drawingml/2006/picture">
                 <pic:pic>
@@ -35869,9 +35891,16 @@
     <w:p>
       <w:pPr>
         <w:pStyle w:val="ImageCaption"/>
-      </w:pPr>
-      <w:r>
-        <w:t xml:space="preserve">Deploy </w:t>
+        <w:jc w:val="center"/>
+      </w:pPr>
+      <w:r>
+        <w:rPr>
+          <w:rFonts w:hint="eastAsia"/>
+        </w:rPr>
+        <w:t xml:space="preserve">図：Deploy</w:t>
+      </w:r>
+      <w:r>
+        <w:t xml:space="preserve"> </w:t>
       </w:r>
       <w:r>
         <w:rPr>
@@ -39563,7 +39592,7 @@
           <wp:inline>
             <wp:extent cx="5334000" cy="1304384"/>
             <wp:effectExtent b="0" l="0" r="0" t="0"/>
-            <wp:docPr descr="Publish 完了" title="" id="115" name="Picture"/>
+            <wp:docPr descr="図：Publish 完了" title="" id="115" name="Picture"/>
             <a:graphic>
               <a:graphicData uri="http://schemas.openxmlformats.org/drawingml/2006/picture">
                 <pic:pic>
@@ -39604,9 +39633,16 @@
     <w:p>
       <w:pPr>
         <w:pStyle w:val="ImageCaption"/>
-      </w:pPr>
-      <w:r>
-        <w:t xml:space="preserve">Publish </w:t>
+        <w:jc w:val="center"/>
+      </w:pPr>
+      <w:r>
+        <w:rPr>
+          <w:rFonts w:hint="eastAsia"/>
+        </w:rPr>
+        <w:t xml:space="preserve">図：Publish</w:t>
+      </w:r>
+      <w:r>
+        <w:t xml:space="preserve"> </w:t>
       </w:r>
       <w:r>
         <w:rPr>
@@ -39772,7 +39808,7 @@
           <wp:inline>
             <wp:extent cx="5334000" cy="2761752"/>
             <wp:effectExtent b="0" l="0" r="0" t="0"/>
-            <wp:docPr descr="管理センター アプリ一覧" title="" id="120" name="Picture"/>
+            <wp:docPr descr="図：管理センター アプリ一覧" title="" id="120" name="Picture"/>
             <a:graphic>
               <a:graphicData uri="http://schemas.openxmlformats.org/drawingml/2006/picture">
                 <pic:pic>
@@ -39813,12 +39849,13 @@
     <w:p>
       <w:pPr>
         <w:pStyle w:val="ImageCaption"/>
-      </w:pPr>
-      <w:r>
-        <w:rPr>
-          <w:rFonts w:hint="eastAsia"/>
-        </w:rPr>
-        <w:t xml:space="preserve">管理センター</w:t>
+        <w:jc w:val="center"/>
+      </w:pPr>
+      <w:r>
+        <w:rPr>
+          <w:rFonts w:hint="eastAsia"/>
+        </w:rPr>
+        <w:t xml:space="preserve">図：管理センター</w:t>
       </w:r>
       <w:r>
         <w:t xml:space="preserve"> </w:t>
@@ -39903,7 +39940,7 @@
           <wp:inline>
             <wp:extent cx="5334000" cy="2523852"/>
             <wp:effectExtent b="0" l="0" r="0" t="0"/>
-            <wp:docPr descr="管理センター 公開ボタン" title="" id="123" name="Picture"/>
+            <wp:docPr descr="図：管理センター 公開ボタン" title="" id="123" name="Picture"/>
             <a:graphic>
               <a:graphicData uri="http://schemas.openxmlformats.org/drawingml/2006/picture">
                 <pic:pic>
@@ -39944,12 +39981,13 @@
     <w:p>
       <w:pPr>
         <w:pStyle w:val="ImageCaption"/>
-      </w:pPr>
-      <w:r>
-        <w:rPr>
-          <w:rFonts w:hint="eastAsia"/>
-        </w:rPr>
-        <w:t xml:space="preserve">管理センター</w:t>
+        <w:jc w:val="center"/>
+      </w:pPr>
+      <w:r>
+        <w:rPr>
+          <w:rFonts w:hint="eastAsia"/>
+        </w:rPr>
+        <w:t xml:space="preserve">図：管理センター</w:t>
       </w:r>
       <w:r>
         <w:t xml:space="preserve"> </w:t>
@@ -40031,7 +40069,7 @@
           <wp:inline>
             <wp:extent cx="5334000" cy="2529267"/>
             <wp:effectExtent b="0" l="0" r="0" t="0"/>
-            <wp:docPr descr="公開確認ダイアログ" title="" id="126" name="Picture"/>
+            <wp:docPr descr="図：公開確認ダイアログ" title="" id="126" name="Picture"/>
             <a:graphic>
               <a:graphicData uri="http://schemas.openxmlformats.org/drawingml/2006/picture">
                 <pic:pic>
@@ -40072,12 +40110,13 @@
     <w:p>
       <w:pPr>
         <w:pStyle w:val="ImageCaption"/>
-      </w:pPr>
-      <w:r>
-        <w:rPr>
-          <w:rFonts w:hint="eastAsia"/>
-        </w:rPr>
-        <w:t xml:space="preserve">公開確認ダイアログ</w:t>
+        <w:jc w:val="center"/>
+      </w:pPr>
+      <w:r>
+        <w:rPr>
+          <w:rFonts w:hint="eastAsia"/>
+        </w:rPr>
+        <w:t xml:space="preserve">図：公開確認ダイアログ</w:t>
       </w:r>
     </w:p>
     <w:p>
@@ -46440,7 +46479,7 @@
           <wp:inline>
             <wp:extent cx="5334000" cy="5778500"/>
             <wp:effectExtent b="0" l="0" r="0" t="0"/>
-            <wp:docPr descr="F5 アカウント選択" title="" id="139" name="Picture"/>
+            <wp:docPr descr="図：F5 アカウント選択" title="" id="139" name="Picture"/>
             <a:graphic>
               <a:graphicData uri="http://schemas.openxmlformats.org/drawingml/2006/picture">
                 <pic:pic>
@@ -46481,9 +46520,16 @@
     <w:p>
       <w:pPr>
         <w:pStyle w:val="ImageCaption"/>
-      </w:pPr>
-      <w:r>
-        <w:t xml:space="preserve">F5 </w:t>
+        <w:jc w:val="center"/>
+      </w:pPr>
+      <w:r>
+        <w:rPr>
+          <w:rFonts w:hint="eastAsia"/>
+        </w:rPr>
+        <w:t xml:space="preserve">図：F5</w:t>
+      </w:r>
+      <w:r>
+        <w:t xml:space="preserve"> </w:t>
       </w:r>
       <w:r>
         <w:rPr>
@@ -46502,7 +46548,7 @@
           <wp:inline>
             <wp:extent cx="5334000" cy="5755865"/>
             <wp:effectExtent b="0" l="0" r="0" t="0"/>
-            <wp:docPr descr="F5 アプリ詳細" title="" id="142" name="Picture"/>
+            <wp:docPr descr="図：F5 アプリ詳細" title="" id="142" name="Picture"/>
             <a:graphic>
               <a:graphicData uri="http://schemas.openxmlformats.org/drawingml/2006/picture">
                 <pic:pic>
@@ -46543,9 +46589,16 @@
     <w:p>
       <w:pPr>
         <w:pStyle w:val="ImageCaption"/>
-      </w:pPr>
-      <w:r>
-        <w:t xml:space="preserve">F5 </w:t>
+        <w:jc w:val="center"/>
+      </w:pPr>
+      <w:r>
+        <w:rPr>
+          <w:rFonts w:hint="eastAsia"/>
+        </w:rPr>
+        <w:t xml:space="preserve">図：F5</w:t>
+      </w:r>
+      <w:r>
+        <w:t xml:space="preserve"> </w:t>
       </w:r>
       <w:r>
         <w:rPr>
@@ -49201,7 +49254,7 @@
           <wp:inline>
             <wp:extent cx="5334000" cy="3000375"/>
             <wp:effectExtent b="0" l="0" r="0" t="0"/>
-            <wp:docPr descr="Teams Web トップ" title="" id="150" name="Picture"/>
+            <wp:docPr descr="図：Teams Web トップ" title="" id="150" name="Picture"/>
             <a:graphic>
               <a:graphicData uri="http://schemas.openxmlformats.org/drawingml/2006/picture">
                 <pic:pic>
@@ -49242,9 +49295,16 @@
     <w:p>
       <w:pPr>
         <w:pStyle w:val="ImageCaption"/>
-      </w:pPr>
-      <w:r>
-        <w:t xml:space="preserve">Teams Web トップ</w:t>
+        <w:jc w:val="center"/>
+      </w:pPr>
+      <w:r>
+        <w:rPr>
+          <w:rFonts w:hint="eastAsia"/>
+        </w:rPr>
+        <w:t xml:space="preserve">図：Teams</w:t>
+      </w:r>
+      <w:r>
+        <w:t xml:space="preserve"> Web トップ</w:t>
       </w:r>
     </w:p>
     <w:p>
@@ -49272,7 +49332,7 @@
           <wp:inline>
             <wp:extent cx="5334000" cy="3000375"/>
             <wp:effectExtent b="0" l="0" r="0" t="0"/>
-            <wp:docPr descr="アプリストア" title="" id="153" name="Picture"/>
+            <wp:docPr descr="図：アプリストア" title="" id="153" name="Picture"/>
             <a:graphic>
               <a:graphicData uri="http://schemas.openxmlformats.org/drawingml/2006/picture">
                 <pic:pic>
@@ -49313,9 +49373,13 @@
     <w:p>
       <w:pPr>
         <w:pStyle w:val="ImageCaption"/>
-      </w:pPr>
-      <w:r>
-        <w:t xml:space="preserve">アプリストア</w:t>
+        <w:jc w:val="center"/>
+      </w:pPr>
+      <w:r>
+        <w:rPr>
+          <w:rFonts w:hint="eastAsia"/>
+        </w:rPr>
+        <w:t xml:space="preserve">図：アプリストア</w:t>
       </w:r>
     </w:p>
     <w:p>
@@ -49388,7 +49452,7 @@
           <wp:inline>
             <wp:extent cx="5334000" cy="3000375"/>
             <wp:effectExtent b="0" l="0" r="0" t="0"/>
-            <wp:docPr descr="組織向けアプリ" title="" id="156" name="Picture"/>
+            <wp:docPr descr="図：組織向けアプリ" title="" id="156" name="Picture"/>
             <a:graphic>
               <a:graphicData uri="http://schemas.openxmlformats.org/drawingml/2006/picture">
                 <pic:pic>
@@ -49429,12 +49493,13 @@
     <w:p>
       <w:pPr>
         <w:pStyle w:val="ImageCaption"/>
-      </w:pPr>
-      <w:r>
-        <w:rPr>
-          <w:rFonts w:hint="eastAsia"/>
-        </w:rPr>
-        <w:t xml:space="preserve">組織向けアプリ</w:t>
+        <w:jc w:val="center"/>
+      </w:pPr>
+      <w:r>
+        <w:rPr>
+          <w:rFonts w:hint="eastAsia"/>
+        </w:rPr>
+        <w:t xml:space="preserve">図：組織向けアプリ</w:t>
       </w:r>
     </w:p>
     <w:p>
@@ -49507,7 +49572,7 @@
           <wp:inline>
             <wp:extent cx="5334000" cy="3000375"/>
             <wp:effectExtent b="0" l="0" r="0" t="0"/>
-            <wp:docPr descr="アプリ詳細" title="" id="159" name="Picture"/>
+            <wp:docPr descr="図：アプリ詳細" title="" id="159" name="Picture"/>
             <a:graphic>
               <a:graphicData uri="http://schemas.openxmlformats.org/drawingml/2006/picture">
                 <pic:pic>
@@ -49548,12 +49613,13 @@
     <w:p>
       <w:pPr>
         <w:pStyle w:val="ImageCaption"/>
-      </w:pPr>
-      <w:r>
-        <w:rPr>
-          <w:rFonts w:hint="eastAsia"/>
-        </w:rPr>
-        <w:t xml:space="preserve">アプリ詳細</w:t>
+        <w:jc w:val="center"/>
+      </w:pPr>
+      <w:r>
+        <w:rPr>
+          <w:rFonts w:hint="eastAsia"/>
+        </w:rPr>
+        <w:t xml:space="preserve">図：アプリ詳細</w:t>
       </w:r>
     </w:p>
     <w:p>
@@ -49615,7 +49681,7 @@
           <wp:inline>
             <wp:extent cx="5334000" cy="3000375"/>
             <wp:effectExtent b="0" l="0" r="0" t="0"/>
-            <wp:docPr descr="Bot チャットオープン" title="" id="162" name="Picture"/>
+            <wp:docPr descr="図：Bot チャットオープン" title="" id="162" name="Picture"/>
             <a:graphic>
               <a:graphicData uri="http://schemas.openxmlformats.org/drawingml/2006/picture">
                 <pic:pic>
@@ -49656,9 +49722,16 @@
     <w:p>
       <w:pPr>
         <w:pStyle w:val="ImageCaption"/>
-      </w:pPr>
-      <w:r>
-        <w:t xml:space="preserve">Bot チャットオープン</w:t>
+        <w:jc w:val="center"/>
+      </w:pPr>
+      <w:r>
+        <w:rPr>
+          <w:rFonts w:hint="eastAsia"/>
+        </w:rPr>
+        <w:t xml:space="preserve">図：Bot</w:t>
+      </w:r>
+      <w:r>
+        <w:t xml:space="preserve"> チャットオープン</w:t>
       </w:r>
     </w:p>
     <w:p>
@@ -49695,7 +49768,7 @@
           <wp:inline>
             <wp:extent cx="5334000" cy="3947528"/>
             <wp:effectExtent b="0" l="0" r="0" t="0"/>
-            <wp:docPr descr="Bot 応答（Adaptive Card）" title="" id="165" name="Picture"/>
+            <wp:docPr descr="図：Bot 応答（Adaptive Card）" title="" id="165" name="Picture"/>
             <a:graphic>
               <a:graphicData uri="http://schemas.openxmlformats.org/drawingml/2006/picture">
                 <pic:pic>
@@ -49736,9 +49809,16 @@
     <w:p>
       <w:pPr>
         <w:pStyle w:val="ImageCaption"/>
-      </w:pPr>
-      <w:r>
-        <w:t xml:space="preserve">Bot </w:t>
+        <w:jc w:val="center"/>
+      </w:pPr>
+      <w:r>
+        <w:rPr>
+          <w:rFonts w:hint="eastAsia"/>
+        </w:rPr>
+        <w:t xml:space="preserve">図：Bot</w:t>
+      </w:r>
+      <w:r>
+        <w:t xml:space="preserve"> </w:t>
       </w:r>
       <w:r>
         <w:rPr>
@@ -49820,7 +49900,7 @@
           <wp:inline>
             <wp:extent cx="5334000" cy="3987821"/>
             <wp:effectExtent b="0" l="0" r="0" t="0"/>
-            <wp:docPr descr="カテゴリ選択（展開）" title="" id="168" name="Picture"/>
+            <wp:docPr descr="図：カテゴリ選択（展開）" title="" id="168" name="Picture"/>
             <a:graphic>
               <a:graphicData uri="http://schemas.openxmlformats.org/drawingml/2006/picture">
                 <pic:pic>
@@ -49861,12 +49941,13 @@
     <w:p>
       <w:pPr>
         <w:pStyle w:val="ImageCaption"/>
-      </w:pPr>
-      <w:r>
-        <w:rPr>
-          <w:rFonts w:hint="eastAsia"/>
-        </w:rPr>
-        <w:t xml:space="preserve">カテゴリ選択（展開）</w:t>
+        <w:jc w:val="center"/>
+      </w:pPr>
+      <w:r>
+        <w:rPr>
+          <w:rFonts w:hint="eastAsia"/>
+        </w:rPr>
+        <w:t xml:space="preserve">図：カテゴリ選択（展開）</w:t>
       </w:r>
     </w:p>
     <w:p>
@@ -49901,7 +49982,7 @@
           <wp:inline>
             <wp:extent cx="5334000" cy="3932966"/>
             <wp:effectExtent b="0" l="0" r="0" t="0"/>
-            <wp:docPr descr="表示件数選択（展開）" title="" id="171" name="Picture"/>
+            <wp:docPr descr="図：表示件数選択（展開）" title="" id="171" name="Picture"/>
             <a:graphic>
               <a:graphicData uri="http://schemas.openxmlformats.org/drawingml/2006/picture">
                 <pic:pic>
@@ -49942,12 +50023,13 @@
     <w:p>
       <w:pPr>
         <w:pStyle w:val="ImageCaption"/>
-      </w:pPr>
-      <w:r>
-        <w:rPr>
-          <w:rFonts w:hint="eastAsia"/>
-        </w:rPr>
-        <w:t xml:space="preserve">表示件数選択（展開）</w:t>
+        <w:jc w:val="center"/>
+      </w:pPr>
+      <w:r>
+        <w:rPr>
+          <w:rFonts w:hint="eastAsia"/>
+        </w:rPr>
+        <w:t xml:space="preserve">図：表示件数選択（展開）</w:t>
       </w:r>
     </w:p>
     <w:p>
@@ -49993,7 +50075,7 @@
           <wp:inline>
             <wp:extent cx="5334000" cy="4352220"/>
             <wp:effectExtent b="0" l="0" r="0" t="0"/>
-            <wp:docPr descr="要修正保存完了" title="" id="174" name="Picture"/>
+            <wp:docPr descr="図：要修正保存完了" title="" id="174" name="Picture"/>
             <a:graphic>
               <a:graphicData uri="http://schemas.openxmlformats.org/drawingml/2006/picture">
                 <pic:pic>
@@ -50034,12 +50116,13 @@
     <w:p>
       <w:pPr>
         <w:pStyle w:val="ImageCaption"/>
-      </w:pPr>
-      <w:r>
-        <w:rPr>
-          <w:rFonts w:hint="eastAsia"/>
-        </w:rPr>
-        <w:t xml:space="preserve">要修正保存完了</w:t>
+        <w:jc w:val="center"/>
+      </w:pPr>
+      <w:r>
+        <w:rPr>
+          <w:rFonts w:hint="eastAsia"/>
+        </w:rPr>
+        <w:t xml:space="preserve">図：要修正保存完了</w:t>
       </w:r>
     </w:p>
     <w:p>
@@ -50094,7 +50177,7 @@
           <wp:inline>
             <wp:extent cx="5334000" cy="4424445"/>
             <wp:effectExtent b="0" l="0" r="0" t="0"/>
-            <wp:docPr descr="Excel 出力完了" title="" id="177" name="Picture"/>
+            <wp:docPr descr="図：Excel 出力完了" title="" id="177" name="Picture"/>
             <a:graphic>
               <a:graphicData uri="http://schemas.openxmlformats.org/drawingml/2006/picture">
                 <pic:pic>
@@ -50135,9 +50218,16 @@
     <w:p>
       <w:pPr>
         <w:pStyle w:val="ImageCaption"/>
-      </w:pPr>
-      <w:r>
-        <w:t xml:space="preserve">Excel </w:t>
+        <w:jc w:val="center"/>
+      </w:pPr>
+      <w:r>
+        <w:rPr>
+          <w:rFonts w:hint="eastAsia"/>
+        </w:rPr>
+        <w:t xml:space="preserve">図：Excel</w:t>
+      </w:r>
+      <w:r>
+        <w:t xml:space="preserve"> </w:t>
       </w:r>
       <w:r>
         <w:rPr>

--- a/rag-maintenance/docs/導入手順書.docx
+++ b/rag-maintenance/docs/導入手順書.docx
@@ -10844,6 +10844,146 @@
           <w:rFonts w:hint="eastAsia"/>
         </w:rPr>
         <w:t xml:space="preserve">への移行を推奨する。</w:t>
+      </w:r>
+    </w:p>
+    <w:p>
+      <w:pPr>
+        <w:pStyle w:val="BlockText"/>
+      </w:pPr>
+      <w:r>
+        <w:rPr>
+          <w:rFonts w:hint="eastAsia"/>
+          <w:b/>
+          <w:bCs/>
+        </w:rPr>
+        <w:t xml:space="preserve">引き継ぎコードがある場合:</w:t>
+      </w:r>
+      <w:r>
+        <w:t xml:space="preserve"> </w:t>
+      </w:r>
+      <w:r>
+        <w:rPr>
+          <w:rFonts w:hint="eastAsia"/>
+        </w:rPr>
+        <w:t xml:space="preserve">開発済みの</w:t>
+      </w:r>
+      <w:r>
+        <w:t xml:space="preserve"> </w:t>
+      </w:r>
+      <w:r>
+        <w:rPr>
+          <w:rFonts w:ascii="Consolas" w:hAnsi="Consolas" w:eastAsia="Meiryo UI" w:cs="Consolas"/>
+          <w:rStyle w:val="VerbatimChar"/>
+        </w:rPr>
+        <w:t xml:space="preserve">maintenance-bot/</w:t>
+      </w:r>
+      <w:r>
+        <w:t xml:space="preserve"> </w:t>
+      </w:r>
+      <w:r>
+        <w:rPr>
+          <w:rFonts w:hint="eastAsia"/>
+        </w:rPr>
+        <w:t xml:space="preserve">フォルダを受領している場合、「プロジェクト作成」「m365agents.yml</w:t>
+      </w:r>
+      <w:r>
+        <w:t xml:space="preserve"> のカスタマイズ」はスキップする。VS Code で</w:t>
+      </w:r>
+      <w:r>
+        <w:t xml:space="preserve"> </w:t>
+      </w:r>
+      <w:r>
+        <w:rPr>
+          <w:rFonts w:ascii="Consolas" w:hAnsi="Consolas" w:eastAsia="Meiryo UI" w:cs="Consolas"/>
+          <w:rStyle w:val="VerbatimChar"/>
+        </w:rPr>
+        <w:t xml:space="preserve">maintenance-bot/</w:t>
+      </w:r>
+      <w:r>
+        <w:t xml:space="preserve"> </w:t>
+      </w:r>
+      <w:r>
+        <w:rPr>
+          <w:rFonts w:hint="eastAsia"/>
+        </w:rPr>
+        <w:t xml:space="preserve">フォルダを直接開き、「環境変数ファイルの設定」から開始すること。</w:t>
+      </w:r>
+      <w:r>
+        <w:rPr>
+          <w:rFonts w:ascii="Consolas" w:hAnsi="Consolas" w:eastAsia="Meiryo UI" w:cs="Consolas"/>
+          <w:rStyle w:val="VerbatimChar"/>
+        </w:rPr>
+        <w:t xml:space="preserve">m365agents.yml</w:t>
+      </w:r>
+      <w:r>
+        <w:t xml:space="preserve"> </w:t>
+      </w:r>
+      <w:r>
+        <w:t xml:space="preserve">および</w:t>
+      </w:r>
+      <w:r>
+        <w:t xml:space="preserve"> </w:t>
+      </w:r>
+      <w:r>
+        <w:rPr>
+          <w:rFonts w:ascii="Consolas" w:hAnsi="Consolas" w:eastAsia="Meiryo UI" w:cs="Consolas"/>
+          <w:rStyle w:val="VerbatimChar"/>
+        </w:rPr>
+        <w:t xml:space="preserve">.vscode/</w:t>
+      </w:r>
+      <w:r>
+        <w:rPr>
+          <w:rFonts w:hint="eastAsia"/>
+        </w:rPr>
+        <w:t xml:space="preserve">（F5デバッグ設定）はカスタマイズ済みで同梱されている。</w:t>
+      </w:r>
+      <w:r>
+        <w:rPr>
+          <w:rFonts w:ascii="Consolas" w:hAnsi="Consolas" w:eastAsia="Meiryo UI" w:cs="Consolas"/>
+          <w:rStyle w:val="VerbatimChar"/>
+        </w:rPr>
+        <w:t xml:space="preserve">env/.env.dev.example</w:t>
+      </w:r>
+      <w:r>
+        <w:t xml:space="preserve"> </w:t>
+      </w:r>
+      <w:r>
+        <w:rPr>
+          <w:rFonts w:hint="eastAsia"/>
+        </w:rPr>
+        <w:t xml:space="preserve">をテンプレートとして同梱しているので、これを</w:t>
+      </w:r>
+      <w:r>
+        <w:t xml:space="preserve"> </w:t>
+      </w:r>
+      <w:r>
+        <w:rPr>
+          <w:rFonts w:ascii="Consolas" w:hAnsi="Consolas" w:eastAsia="Meiryo UI" w:cs="Consolas"/>
+          <w:rStyle w:val="VerbatimChar"/>
+        </w:rPr>
+        <w:t xml:space="preserve">env/.env.dev</w:t>
+      </w:r>
+      <w:r>
+        <w:t xml:space="preserve"> </w:t>
+      </w:r>
+      <w:r>
+        <w:t xml:space="preserve">にコピーし、</w:t>
+      </w:r>
+      <w:r>
+        <w:rPr>
+          <w:rFonts w:ascii="Consolas" w:hAnsi="Consolas" w:eastAsia="Meiryo UI" w:cs="Consolas"/>
+          <w:rStyle w:val="VerbatimChar"/>
+        </w:rPr>
+        <w:t xml:space="preserve">AZURE_SUBSCRIPTION_ID</w:t>
+      </w:r>
+      <w:r>
+        <w:t xml:space="preserve"> </w:t>
+      </w:r>
+      <w:r>
+        <w:rPr>
+          <w:rFonts w:hint="eastAsia"/>
+        </w:rPr>
+        <w:t xml:space="preserve">等を新環境の値に書き換える。</w:t>
       </w:r>
     </w:p>
     <w:bookmarkStart w:id="45" w:name="vs-code拡張機能のインストール"/>
@@ -15586,7 +15726,7 @@
           <wp:inline>
             <wp:extent cx="4368800" cy="12674600"/>
             <wp:effectExtent b="0" l="0" r="0" t="0"/>
-            <wp:docPr descr="図：Provision 完了" title="" id="59" name="Picture"/>
+            <wp:docPr descr="図：Provision 実行" title="" id="59" name="Picture"/>
             <a:graphic>
               <a:graphicData uri="http://schemas.openxmlformats.org/drawingml/2006/picture">
                 <pic:pic>
@@ -15642,7 +15782,7 @@
         <w:rPr>
           <w:rFonts w:hint="eastAsia"/>
         </w:rPr>
-        <w:t xml:space="preserve">完了</w:t>
+        <w:t xml:space="preserve">実行</w:t>
       </w:r>
     </w:p>
     <w:p>
